--- a/correu_carles_llicencies_2026-09-18.docx
+++ b/correu_carles_llicencies_2026-09-18.docx
@@ -188,14 +188,14 @@
                 <w:b/>
                 <w:i w:val="0"/>
               </w:rPr>
-              <w:t>Cada 15 minuts</w:t>
+              <w:t>Cada hora</w:t>
             </w:r>
             <w:r>
               <w:rPr>
                 <w:b w:val="0"/>
                 <w:i w:val="0"/>
               </w:rPr>
-              <w:t>, tot el dia, més una reconciliació a les 03:00</w:t>
+              <w:t>, més una reconciliació a les 03:00</w:t>
             </w:r>
           </w:p>
         </w:tc>
@@ -542,7 +542,7 @@
           <w:b/>
           <w:i w:val="0"/>
         </w:rPr>
-        <w:t>Per als altres tres, el panorama és pitjor i sí que et demanaria usuaris propis:</w:t>
+        <w:t>Per als altres tres sí que et demanaria usuaris propis:</w:t>
       </w:r>
     </w:p>
     <w:tbl>
@@ -610,7 +610,7 @@
                 <w:b w:val="0"/>
                 <w:i w:val="0"/>
               </w:rPr>
-              <w:t>Cada quart d'hora, tot el dia. Pràcticament sempre en sessió</w:t>
+              <w:t>Cada hora. Entre cicles la sessió es manté oberta una bona estona, i la finestra no cau sempre a la mateixa hora</w:t>
             </w:r>
           </w:p>
         </w:tc>
@@ -683,6 +683,15 @@
           <w:b w:val="0"/>
           <w:i w:val="0"/>
         </w:rPr>
+        <w:t>De GAPI03 n'estic mirant una millora pel meu costat —que tanqui sessió en acabar cada cicle en comptes de mantenir-la— i, si me'n surto, podria compartir el compte nocturn amb GAPI07 i estalviar una altra llicència. Ja t'ho diré.</w:t>
+      </w:r>
+    </w:p>
+    <w:p>
+      <w:r>
+        <w:rPr>
+          <w:b w:val="0"/>
+          <w:i w:val="0"/>
+        </w:rPr>
         <w:t xml:space="preserve">Si s'han de prioritzar, </w:t>
       </w:r>
       <w:r>
@@ -690,14 +699,14 @@
           <w:b/>
           <w:i w:val="0"/>
         </w:rPr>
-        <w:t>el primer seria GAPI03</w:t>
+        <w:t>el primer seria el dels dos interactius</w:t>
       </w:r>
       <w:r>
         <w:rPr>
           <w:b w:val="0"/>
           <w:i w:val="0"/>
         </w:rPr>
-        <w:t>, que és el que està connectat permanentment i el que ara mateix fa més difícil garantir res a la resta.</w:t>
+        <w:t>, que són els que no tenen cap finestra previsible.</w:t>
       </w:r>
     </w:p>
     <w:p>
